--- a/paidagogiko/ΠΡΥ 036-1 - Διδακτική Πληροφορικής Ι/Lesson 2/Μάθημα Νικολέττας/Σχέδιο_Μαθήματος.docx
+++ b/paidagogiko/ΠΡΥ 036-1 - Διδακτική Πληροφορικής Ι/Lesson 2/Μάθημα Νικολέττας/Σχέδιο_Μαθήματος.docx
@@ -334,13 +334,23 @@
                 <w:lang w:val="el-GR"/>
               </w:rPr>
             </w:pPr>
+            <w:proofErr w:type="spellStart"/>
             <w:r>
               <w:rPr>
                 <w:b/>
                 <w:bCs/>
                 <w:lang w:val="el-GR"/>
               </w:rPr>
-              <w:t>Αρ. Μαθητών:</w:t>
+              <w:t>Αρ</w:t>
+            </w:r>
+            <w:proofErr w:type="spellEnd"/>
+            <w:r>
+              <w:rPr>
+                <w:b/>
+                <w:bCs/>
+                <w:lang w:val="el-GR"/>
+              </w:rPr>
+              <w:t>. Μαθητών:</w:t>
             </w:r>
           </w:p>
         </w:tc>
@@ -504,8 +514,18 @@
           <w:color w:val="000000"/>
           <w:lang w:val="el-GR"/>
         </w:rPr>
-        <w:t>Οι μαθητές/τριες</w:t>
-      </w:r>
+        <w:t>Οι μαθητές/</w:t>
+      </w:r>
+      <w:proofErr w:type="spellStart"/>
+      <w:r>
+        <w:rPr>
+          <w:rFonts w:cs="Arial"/>
+          <w:color w:val="000000"/>
+          <w:lang w:val="el-GR"/>
+        </w:rPr>
+        <w:t>τριες</w:t>
+      </w:r>
+      <w:proofErr w:type="spellEnd"/>
       <w:r>
         <w:rPr>
           <w:rFonts w:cs="Arial"/>
@@ -627,7 +647,47 @@
           <w:szCs w:val="16"/>
           <w:lang w:val="el-GR"/>
         </w:rPr>
-        <w:t>Β4.14.11 Η διαδικασία προσθήκης ετικετών δεδομένων (Data Labels) σε μια γραφική παράσταση (τιμές, αριθμοί, ποσοστά).</w:t>
+        <w:t>Β4.14.11 Η διαδικασία προσθήκης ετικετών δεδομένων (</w:t>
+      </w:r>
+      <w:proofErr w:type="spellStart"/>
+      <w:r>
+        <w:rPr>
+          <w:rFonts w:cs="Arial"/>
+          <w:color w:val="000000"/>
+          <w:szCs w:val="16"/>
+          <w:lang w:val="el-GR"/>
+        </w:rPr>
+        <w:t>Data</w:t>
+      </w:r>
+      <w:proofErr w:type="spellEnd"/>
+      <w:r>
+        <w:rPr>
+          <w:rFonts w:cs="Arial"/>
+          <w:color w:val="000000"/>
+          <w:szCs w:val="16"/>
+          <w:lang w:val="el-GR"/>
+        </w:rPr>
+        <w:t xml:space="preserve"> </w:t>
+      </w:r>
+      <w:proofErr w:type="spellStart"/>
+      <w:r>
+        <w:rPr>
+          <w:rFonts w:cs="Arial"/>
+          <w:color w:val="000000"/>
+          <w:szCs w:val="16"/>
+          <w:lang w:val="el-GR"/>
+        </w:rPr>
+        <w:t>Labels</w:t>
+      </w:r>
+      <w:proofErr w:type="spellEnd"/>
+      <w:r>
+        <w:rPr>
+          <w:rFonts w:cs="Arial"/>
+          <w:color w:val="000000"/>
+          <w:szCs w:val="16"/>
+          <w:lang w:val="el-GR"/>
+        </w:rPr>
+        <w:t>) σε μια γραφική παράσταση (τιμές, αριθμοί, ποσοστά).</w:t>
       </w:r>
     </w:p>
     <w:p>
@@ -726,8 +786,18 @@
           <w:color w:val="000000"/>
           <w:lang w:val="el-GR"/>
         </w:rPr>
-        <w:t>Οι μαθητές/τριες</w:t>
-      </w:r>
+        <w:t>Οι μαθητές/</w:t>
+      </w:r>
+      <w:proofErr w:type="spellStart"/>
+      <w:r>
+        <w:rPr>
+          <w:rFonts w:cs="Arial"/>
+          <w:color w:val="000000"/>
+          <w:lang w:val="el-GR"/>
+        </w:rPr>
+        <w:t>τριες</w:t>
+      </w:r>
+      <w:proofErr w:type="spellEnd"/>
       <w:r>
         <w:rPr>
           <w:rFonts w:cs="Arial"/>
@@ -1125,8 +1195,16 @@
         <w:rPr>
           <w:lang w:val="el-GR"/>
         </w:rPr>
-        <w:t>/NetSupport</w:t>
-      </w:r>
+        <w:t>/</w:t>
+      </w:r>
+      <w:proofErr w:type="spellStart"/>
+      <w:r>
+        <w:rPr>
+          <w:lang w:val="el-GR"/>
+        </w:rPr>
+        <w:t>NetSupport</w:t>
+      </w:r>
+      <w:proofErr w:type="spellEnd"/>
       <w:r>
         <w:rPr>
           <w:lang w:val="el-GR"/>
@@ -1211,8 +1289,30 @@
         <w:rPr>
           <w:lang w:val="el-GR"/>
         </w:rPr>
-        <w:t>Λογισμικό Microsoft Power Point</w:t>
-      </w:r>
+        <w:t xml:space="preserve">Λογισμικό Microsoft </w:t>
+      </w:r>
+      <w:proofErr w:type="spellStart"/>
+      <w:r>
+        <w:rPr>
+          <w:lang w:val="el-GR"/>
+        </w:rPr>
+        <w:t>Power</w:t>
+      </w:r>
+      <w:proofErr w:type="spellEnd"/>
+      <w:r>
+        <w:rPr>
+          <w:lang w:val="el-GR"/>
+        </w:rPr>
+        <w:t xml:space="preserve"> </w:t>
+      </w:r>
+      <w:proofErr w:type="spellStart"/>
+      <w:r>
+        <w:rPr>
+          <w:lang w:val="el-GR"/>
+        </w:rPr>
+        <w:t>Point</w:t>
+      </w:r>
+      <w:proofErr w:type="spellEnd"/>
     </w:p>
     <w:p>
       <w:pPr>
@@ -1330,8 +1430,30 @@
         <w:rPr>
           <w:lang w:val="el-GR"/>
         </w:rPr>
-        <w:t>Παρουσίαση Power Point</w:t>
-      </w:r>
+        <w:t xml:space="preserve">Παρουσίαση </w:t>
+      </w:r>
+      <w:proofErr w:type="spellStart"/>
+      <w:r>
+        <w:rPr>
+          <w:lang w:val="el-GR"/>
+        </w:rPr>
+        <w:t>Power</w:t>
+      </w:r>
+      <w:proofErr w:type="spellEnd"/>
+      <w:r>
+        <w:rPr>
+          <w:lang w:val="el-GR"/>
+        </w:rPr>
+        <w:t xml:space="preserve"> </w:t>
+      </w:r>
+      <w:proofErr w:type="spellStart"/>
+      <w:r>
+        <w:rPr>
+          <w:lang w:val="el-GR"/>
+        </w:rPr>
+        <w:t>Point</w:t>
+      </w:r>
+      <w:proofErr w:type="spellEnd"/>
     </w:p>
     <w:p>
       <w:pPr>
@@ -1352,8 +1474,16 @@
         <w:rPr>
           <w:lang w:val="el-GR"/>
         </w:rPr>
-        <w:t>Πλατφόρμα Τεχνητής Νοημοσύνης SchoolA</w:t>
-      </w:r>
+        <w:t xml:space="preserve">Πλατφόρμα Τεχνητής Νοημοσύνης </w:t>
+      </w:r>
+      <w:proofErr w:type="spellStart"/>
+      <w:r>
+        <w:rPr>
+          <w:lang w:val="el-GR"/>
+        </w:rPr>
+        <w:t>SchoolA</w:t>
+      </w:r>
+      <w:proofErr w:type="spellEnd"/>
       <w:r>
         <w:t>I</w:t>
       </w:r>
@@ -1433,12 +1563,21 @@
           <w:lang w:val="el-GR"/>
         </w:rPr>
       </w:pPr>
+      <w:proofErr w:type="spellStart"/>
       <w:r>
         <w:rPr>
           <w:szCs w:val="20"/>
           <w:lang w:val="el-GR"/>
         </w:rPr>
-        <w:t>Ομαδοσυνεργατική εργασία</w:t>
+        <w:t>Ομαδοσυνεργατική</w:t>
+      </w:r>
+      <w:proofErr w:type="spellEnd"/>
+      <w:r>
+        <w:rPr>
+          <w:szCs w:val="20"/>
+          <w:lang w:val="el-GR"/>
+        </w:rPr>
+        <w:t xml:space="preserve"> εργασία</w:t>
       </w:r>
     </w:p>
     <w:p>
@@ -1648,6 +1787,7 @@
               </w:rPr>
               <w:t>ε</w:t>
             </w:r>
+            <w:proofErr w:type="spellStart"/>
             <w:r>
               <w:rPr>
                 <w:rFonts w:cs="Arial"/>
@@ -1660,6 +1800,7 @@
               </w:rPr>
               <w:t>ίκτες</w:t>
             </w:r>
+            <w:proofErr w:type="spellEnd"/>
           </w:p>
         </w:tc>
         <w:tc>
@@ -1880,7 +2021,25 @@
                 <w:szCs w:val="17"/>
                 <w:lang w:val="el-GR"/>
               </w:rPr>
-              <w:t xml:space="preserve"> κάνει σύντομη επανάληψη βασικών εννοιών με στοχευμένες ερωτήσεις.</w:t>
+              <w:t xml:space="preserve"> κάνει σύντομη επανάληψη βασικών εννοιών με </w:t>
+            </w:r>
+            <w:proofErr w:type="spellStart"/>
+            <w:r>
+              <w:rPr>
+                <w:sz w:val="17"/>
+                <w:szCs w:val="17"/>
+                <w:lang w:val="el-GR"/>
+              </w:rPr>
+              <w:t>στοχευμένες</w:t>
+            </w:r>
+            <w:proofErr w:type="spellEnd"/>
+            <w:r>
+              <w:rPr>
+                <w:sz w:val="17"/>
+                <w:szCs w:val="17"/>
+                <w:lang w:val="el-GR"/>
+              </w:rPr>
+              <w:t xml:space="preserve"> ερωτήσεις.</w:t>
             </w:r>
           </w:p>
           <w:p>
@@ -2201,15 +2360,37 @@
                 <w:szCs w:val="17"/>
               </w:rPr>
             </w:pPr>
-            <w:r>
-              <w:rPr>
-                <w:rFonts w:cs="Arial"/>
-                <w:color w:val="000000"/>
-                <w:sz w:val="17"/>
-                <w:szCs w:val="17"/>
-              </w:rPr>
-              <w:t>Ακροαματική/ μαιευτική</w:t>
-            </w:r>
+            <w:proofErr w:type="spellStart"/>
+            <w:r>
+              <w:rPr>
+                <w:rFonts w:cs="Arial"/>
+                <w:color w:val="000000"/>
+                <w:sz w:val="17"/>
+                <w:szCs w:val="17"/>
+              </w:rPr>
+              <w:t>Ακρο</w:t>
+            </w:r>
+            <w:proofErr w:type="spellEnd"/>
+            <w:r>
+              <w:rPr>
+                <w:rFonts w:cs="Arial"/>
+                <w:color w:val="000000"/>
+                <w:sz w:val="17"/>
+                <w:szCs w:val="17"/>
+              </w:rPr>
+              <w:t>αματική/ μα</w:t>
+            </w:r>
+            <w:proofErr w:type="spellStart"/>
+            <w:r>
+              <w:rPr>
+                <w:rFonts w:cs="Arial"/>
+                <w:color w:val="000000"/>
+                <w:sz w:val="17"/>
+                <w:szCs w:val="17"/>
+              </w:rPr>
+              <w:t>ιευτική</w:t>
+            </w:r>
+            <w:proofErr w:type="spellEnd"/>
           </w:p>
           <w:p>
             <w:pPr>
@@ -2229,14 +2410,65 @@
                 <w:szCs w:val="17"/>
               </w:rPr>
             </w:pPr>
-            <w:r>
-              <w:rPr>
-                <w:rFonts w:cs="Arial"/>
-                <w:color w:val="000000"/>
-                <w:sz w:val="17"/>
-                <w:szCs w:val="17"/>
-              </w:rPr>
-              <w:t>Συζήτηση στην ολομέλεια</w:t>
+            <w:proofErr w:type="spellStart"/>
+            <w:r>
+              <w:rPr>
+                <w:rFonts w:cs="Arial"/>
+                <w:color w:val="000000"/>
+                <w:sz w:val="17"/>
+                <w:szCs w:val="17"/>
+              </w:rPr>
+              <w:t>Συζήτηση</w:t>
+            </w:r>
+            <w:proofErr w:type="spellEnd"/>
+            <w:r>
+              <w:rPr>
+                <w:rFonts w:cs="Arial"/>
+                <w:color w:val="000000"/>
+                <w:sz w:val="17"/>
+                <w:szCs w:val="17"/>
+              </w:rPr>
+              <w:t xml:space="preserve"> </w:t>
+            </w:r>
+            <w:proofErr w:type="spellStart"/>
+            <w:r>
+              <w:rPr>
+                <w:rFonts w:cs="Arial"/>
+                <w:color w:val="000000"/>
+                <w:sz w:val="17"/>
+                <w:szCs w:val="17"/>
+              </w:rPr>
+              <w:t>στην</w:t>
+            </w:r>
+            <w:proofErr w:type="spellEnd"/>
+            <w:r>
+              <w:rPr>
+                <w:rFonts w:cs="Arial"/>
+                <w:color w:val="000000"/>
+                <w:sz w:val="17"/>
+                <w:szCs w:val="17"/>
+              </w:rPr>
+              <w:t xml:space="preserve"> </w:t>
+            </w:r>
+            <w:proofErr w:type="spellStart"/>
+            <w:r>
+              <w:rPr>
+                <w:rFonts w:cs="Arial"/>
+                <w:color w:val="000000"/>
+                <w:sz w:val="17"/>
+                <w:szCs w:val="17"/>
+              </w:rPr>
+              <w:t>ολομέλει</w:t>
+            </w:r>
+            <w:proofErr w:type="spellEnd"/>
+            <w:r>
+              <w:rPr>
+                <w:rFonts w:cs="Arial"/>
+                <w:color w:val="000000"/>
+                <w:sz w:val="17"/>
+                <w:szCs w:val="17"/>
+              </w:rPr>
+              <w:t>α</w:t>
             </w:r>
           </w:p>
         </w:tc>
@@ -2263,6 +2495,7 @@
                 <w:lang w:val="el-GR"/>
               </w:rPr>
             </w:pPr>
+            <w:proofErr w:type="spellStart"/>
             <w:r>
               <w:rPr>
                 <w:rFonts w:cs="Arial"/>
@@ -2270,18 +2503,30 @@
                 <w:sz w:val="18"/>
                 <w:szCs w:val="18"/>
               </w:rPr>
-              <w:t xml:space="preserve">NetSupport/ </w:t>
-            </w:r>
+              <w:t>NetSupport</w:t>
+            </w:r>
+            <w:proofErr w:type="spellEnd"/>
             <w:r>
               <w:rPr>
                 <w:rFonts w:cs="Arial"/>
                 <w:color w:val="000000"/>
                 <w:sz w:val="18"/>
                 <w:szCs w:val="18"/>
+              </w:rPr>
+              <w:t xml:space="preserve">/ </w:t>
+            </w:r>
+            <w:proofErr w:type="spellStart"/>
+            <w:r>
+              <w:rPr>
+                <w:rFonts w:cs="Arial"/>
+                <w:color w:val="000000"/>
+                <w:sz w:val="18"/>
+                <w:szCs w:val="18"/>
                 <w:lang w:val="el-GR"/>
               </w:rPr>
               <w:t>Βιντεοπροβολέας</w:t>
             </w:r>
+            <w:proofErr w:type="spellEnd"/>
           </w:p>
           <w:p>
             <w:pPr>
@@ -2479,7 +2724,25 @@
                 <w:szCs w:val="17"/>
                 <w:lang w:val="el-GR"/>
               </w:rPr>
-              <w:t xml:space="preserve">με τη συμμετοχή των μαθητών, παρουσιάζει τους στόχους του μαθήματος αξιοποιώντας τις προϋπάρχουσες γνώσεις τους, ενώ με στοχευμένη καθοδήγηση επισημαίνει τα βασικά σημεία που θα επεξεργαστούν </w:t>
+              <w:t xml:space="preserve">με τη συμμετοχή των μαθητών, παρουσιάζει τους στόχους του μαθήματος αξιοποιώντας τις προϋπάρχουσες γνώσεις τους, ενώ με </w:t>
+            </w:r>
+            <w:proofErr w:type="spellStart"/>
+            <w:r>
+              <w:rPr>
+                <w:sz w:val="17"/>
+                <w:szCs w:val="17"/>
+                <w:lang w:val="el-GR"/>
+              </w:rPr>
+              <w:t>στοχευμένη</w:t>
+            </w:r>
+            <w:proofErr w:type="spellEnd"/>
+            <w:r>
+              <w:rPr>
+                <w:sz w:val="17"/>
+                <w:szCs w:val="17"/>
+                <w:lang w:val="el-GR"/>
+              </w:rPr>
+              <w:t xml:space="preserve"> καθοδήγηση επισημαίνει τα βασικά σημεία που θα επεξεργαστούν </w:t>
             </w:r>
             <w:r>
               <w:rPr>
@@ -2649,22 +2912,45 @@
                 <w:tab w:val="num" w:pos="330"/>
               </w:tabs>
               <w:ind w:left="330" w:hanging="220"/>
-              <w:rPr>
-                <w:rFonts w:cs="Arial"/>
-                <w:color w:val="000000"/>
-                <w:sz w:val="17"/>
-                <w:szCs w:val="17"/>
-              </w:rPr>
-            </w:pPr>
-            <w:r>
-              <w:rPr>
-                <w:rFonts w:cs="Arial"/>
-                <w:color w:val="000000"/>
-                <w:sz w:val="17"/>
-                <w:szCs w:val="17"/>
-              </w:rPr>
-              <w:t>Ακροαματική/ μαιευτική</w:t>
-            </w:r>
+              <w:jc w:val="both"/>
+              <w:rPr>
+                <w:rFonts w:cs="Arial"/>
+                <w:color w:val="000000"/>
+                <w:sz w:val="17"/>
+                <w:szCs w:val="17"/>
+              </w:rPr>
+            </w:pPr>
+            <w:proofErr w:type="spellStart"/>
+            <w:r>
+              <w:rPr>
+                <w:rFonts w:cs="Arial"/>
+                <w:color w:val="000000"/>
+                <w:sz w:val="17"/>
+                <w:szCs w:val="17"/>
+              </w:rPr>
+              <w:t>Ακρο</w:t>
+            </w:r>
+            <w:proofErr w:type="spellEnd"/>
+            <w:r>
+              <w:rPr>
+                <w:rFonts w:cs="Arial"/>
+                <w:color w:val="000000"/>
+                <w:sz w:val="17"/>
+                <w:szCs w:val="17"/>
+              </w:rPr>
+              <w:t>αματική/ μα</w:t>
+            </w:r>
+            <w:proofErr w:type="spellStart"/>
+            <w:r>
+              <w:rPr>
+                <w:rFonts w:cs="Arial"/>
+                <w:color w:val="000000"/>
+                <w:sz w:val="17"/>
+                <w:szCs w:val="17"/>
+              </w:rPr>
+              <w:t>ιευτική</w:t>
+            </w:r>
+            <w:proofErr w:type="spellEnd"/>
           </w:p>
           <w:p>
             <w:pPr>
@@ -2677,21 +2963,73 @@
                 <w:tab w:val="num" w:pos="330"/>
               </w:tabs>
               <w:ind w:left="330" w:hanging="220"/>
-              <w:rPr>
-                <w:rFonts w:cs="Arial"/>
-                <w:color w:val="000000"/>
-                <w:sz w:val="17"/>
-                <w:szCs w:val="17"/>
-              </w:rPr>
-            </w:pPr>
-            <w:r>
-              <w:rPr>
-                <w:rFonts w:cs="Arial"/>
-                <w:color w:val="000000"/>
-                <w:sz w:val="17"/>
-                <w:szCs w:val="17"/>
-              </w:rPr>
-              <w:t>Συζήτηση στην ολομέλεια</w:t>
+              <w:jc w:val="both"/>
+              <w:rPr>
+                <w:rFonts w:cs="Arial"/>
+                <w:color w:val="000000"/>
+                <w:sz w:val="17"/>
+                <w:szCs w:val="17"/>
+              </w:rPr>
+            </w:pPr>
+            <w:proofErr w:type="spellStart"/>
+            <w:r>
+              <w:rPr>
+                <w:rFonts w:cs="Arial"/>
+                <w:color w:val="000000"/>
+                <w:sz w:val="17"/>
+                <w:szCs w:val="17"/>
+              </w:rPr>
+              <w:t>Συζήτηση</w:t>
+            </w:r>
+            <w:proofErr w:type="spellEnd"/>
+            <w:r>
+              <w:rPr>
+                <w:rFonts w:cs="Arial"/>
+                <w:color w:val="000000"/>
+                <w:sz w:val="17"/>
+                <w:szCs w:val="17"/>
+              </w:rPr>
+              <w:t xml:space="preserve"> </w:t>
+            </w:r>
+            <w:proofErr w:type="spellStart"/>
+            <w:r>
+              <w:rPr>
+                <w:rFonts w:cs="Arial"/>
+                <w:color w:val="000000"/>
+                <w:sz w:val="17"/>
+                <w:szCs w:val="17"/>
+              </w:rPr>
+              <w:t>στην</w:t>
+            </w:r>
+            <w:proofErr w:type="spellEnd"/>
+            <w:r>
+              <w:rPr>
+                <w:rFonts w:cs="Arial"/>
+                <w:color w:val="000000"/>
+                <w:sz w:val="17"/>
+                <w:szCs w:val="17"/>
+              </w:rPr>
+              <w:t xml:space="preserve"> </w:t>
+            </w:r>
+            <w:proofErr w:type="spellStart"/>
+            <w:r>
+              <w:rPr>
+                <w:rFonts w:cs="Arial"/>
+                <w:color w:val="000000"/>
+                <w:sz w:val="17"/>
+                <w:szCs w:val="17"/>
+              </w:rPr>
+              <w:t>ολομέλει</w:t>
+            </w:r>
+            <w:proofErr w:type="spellEnd"/>
+            <w:r>
+              <w:rPr>
+                <w:rFonts w:cs="Arial"/>
+                <w:color w:val="000000"/>
+                <w:sz w:val="17"/>
+                <w:szCs w:val="17"/>
+              </w:rPr>
+              <w:t>α</w:t>
             </w:r>
           </w:p>
           <w:p>
@@ -2730,6 +3068,7 @@
                 <w:lang w:val="el-GR"/>
               </w:rPr>
             </w:pPr>
+            <w:proofErr w:type="spellStart"/>
             <w:r>
               <w:rPr>
                 <w:rFonts w:cs="Arial"/>
@@ -2737,18 +3076,30 @@
                 <w:sz w:val="18"/>
                 <w:szCs w:val="18"/>
               </w:rPr>
-              <w:t xml:space="preserve">NetSupport/ </w:t>
-            </w:r>
+              <w:t>NetSupport</w:t>
+            </w:r>
+            <w:proofErr w:type="spellEnd"/>
             <w:r>
               <w:rPr>
                 <w:rFonts w:cs="Arial"/>
                 <w:color w:val="000000"/>
                 <w:sz w:val="18"/>
                 <w:szCs w:val="18"/>
+              </w:rPr>
+              <w:t xml:space="preserve">/ </w:t>
+            </w:r>
+            <w:proofErr w:type="spellStart"/>
+            <w:r>
+              <w:rPr>
+                <w:rFonts w:cs="Arial"/>
+                <w:color w:val="000000"/>
+                <w:sz w:val="18"/>
+                <w:szCs w:val="18"/>
                 <w:lang w:val="el-GR"/>
               </w:rPr>
               <w:t>Βιντεοπροβολέας</w:t>
             </w:r>
+            <w:proofErr w:type="spellEnd"/>
           </w:p>
           <w:p>
             <w:pPr>
@@ -3228,7 +3579,27 @@
                 <w:sz w:val="17"/>
                 <w:szCs w:val="17"/>
               </w:rPr>
-              <w:t xml:space="preserve"> εργασία</w:t>
+              <w:t xml:space="preserve"> </w:t>
+            </w:r>
+            <w:proofErr w:type="spellStart"/>
+            <w:r>
+              <w:rPr>
+                <w:rFonts w:cs="Arial"/>
+                <w:color w:val="000000"/>
+                <w:sz w:val="17"/>
+                <w:szCs w:val="17"/>
+              </w:rPr>
+              <w:t>εργ</w:t>
+            </w:r>
+            <w:proofErr w:type="spellEnd"/>
+            <w:r>
+              <w:rPr>
+                <w:rFonts w:cs="Arial"/>
+                <w:color w:val="000000"/>
+                <w:sz w:val="17"/>
+                <w:szCs w:val="17"/>
+              </w:rPr>
+              <w:t>ασία</w:t>
             </w:r>
           </w:p>
         </w:tc>
@@ -3597,6 +3968,7 @@
               </w:rPr>
               <w:t xml:space="preserve">μπορούν να αξιοποιήσουν και την ψηφιακή πλατφόρμα </w:t>
             </w:r>
+            <w:proofErr w:type="spellStart"/>
             <w:r>
               <w:rPr>
                 <w:b/>
@@ -3607,6 +3979,7 @@
               </w:rPr>
               <w:t>SchoolAI</w:t>
             </w:r>
+            <w:proofErr w:type="spellEnd"/>
             <w:r>
               <w:rPr>
                 <w:sz w:val="17"/>
@@ -4031,6 +4404,7 @@
               </w:rPr>
               <w:t xml:space="preserve">Πλατφόρμα τεχνητής Νοημοσύνης </w:t>
             </w:r>
+            <w:proofErr w:type="spellStart"/>
             <w:r>
               <w:rPr>
                 <w:rFonts w:cs="Arial"/>
@@ -4040,6 +4414,7 @@
               </w:rPr>
               <w:t>SchoolAI</w:t>
             </w:r>
+            <w:proofErr w:type="spellEnd"/>
           </w:p>
         </w:tc>
       </w:tr>
@@ -4128,7 +4503,25 @@
                 <w:szCs w:val="17"/>
                 <w:lang w:val="el-GR"/>
               </w:rPr>
-              <w:t xml:space="preserve"> για αυτοαξιολόγηση, συζητά με τους μαθητές τις απαντήσεις/αποτελέσματα και ολοκληρώνει με δύο διαφάνειες ανακεφαλαίωσης.</w:t>
+              <w:t xml:space="preserve"> για </w:t>
+            </w:r>
+            <w:proofErr w:type="spellStart"/>
+            <w:r>
+              <w:rPr>
+                <w:sz w:val="17"/>
+                <w:szCs w:val="17"/>
+                <w:lang w:val="el-GR"/>
+              </w:rPr>
+              <w:t>αυτοαξιολόγηση</w:t>
+            </w:r>
+            <w:proofErr w:type="spellEnd"/>
+            <w:r>
+              <w:rPr>
+                <w:sz w:val="17"/>
+                <w:szCs w:val="17"/>
+                <w:lang w:val="el-GR"/>
+              </w:rPr>
+              <w:t>, συζητά με τους μαθητές τις απαντήσεις/αποτελέσματα και ολοκληρώνει με δύο διαφάνειες ανακεφαλαίωσης.</w:t>
             </w:r>
           </w:p>
           <w:p>
@@ -4156,6 +4549,7 @@
               </w:rPr>
               <w:t xml:space="preserve">Τέλος, αποστέλλει στο </w:t>
             </w:r>
+            <w:proofErr w:type="spellStart"/>
             <w:r>
               <w:rPr>
                 <w:rStyle w:val="Strong"/>
@@ -4164,13 +4558,32 @@
               </w:rPr>
               <w:t>Mentimeter</w:t>
             </w:r>
-            <w:r>
-              <w:rPr>
-                <w:sz w:val="17"/>
-                <w:szCs w:val="17"/>
-                <w:lang w:val="el-GR"/>
-              </w:rPr>
-              <w:t xml:space="preserve"> μία ερώτηση αναστοχασμού.</w:t>
+            <w:proofErr w:type="spellEnd"/>
+            <w:r>
+              <w:rPr>
+                <w:sz w:val="17"/>
+                <w:szCs w:val="17"/>
+                <w:lang w:val="el-GR"/>
+              </w:rPr>
+              <w:t xml:space="preserve"> μία ερώτηση </w:t>
+            </w:r>
+            <w:proofErr w:type="spellStart"/>
+            <w:r>
+              <w:rPr>
+                <w:sz w:val="17"/>
+                <w:szCs w:val="17"/>
+                <w:lang w:val="el-GR"/>
+              </w:rPr>
+              <w:t>αναστοχασμού</w:t>
+            </w:r>
+            <w:proofErr w:type="spellEnd"/>
+            <w:r>
+              <w:rPr>
+                <w:sz w:val="17"/>
+                <w:szCs w:val="17"/>
+                <w:lang w:val="el-GR"/>
+              </w:rPr>
+              <w:t>.</w:t>
             </w:r>
           </w:p>
         </w:tc>
@@ -4270,14 +4683,65 @@
                 <w:szCs w:val="17"/>
               </w:rPr>
             </w:pPr>
-            <w:r>
-              <w:rPr>
-                <w:rFonts w:cs="Arial"/>
-                <w:color w:val="000000"/>
-                <w:sz w:val="17"/>
-                <w:szCs w:val="17"/>
-              </w:rPr>
-              <w:t>Συζήτηση στην ολομέλεια</w:t>
+            <w:proofErr w:type="spellStart"/>
+            <w:r>
+              <w:rPr>
+                <w:rFonts w:cs="Arial"/>
+                <w:color w:val="000000"/>
+                <w:sz w:val="17"/>
+                <w:szCs w:val="17"/>
+              </w:rPr>
+              <w:t>Συζήτηση</w:t>
+            </w:r>
+            <w:proofErr w:type="spellEnd"/>
+            <w:r>
+              <w:rPr>
+                <w:rFonts w:cs="Arial"/>
+                <w:color w:val="000000"/>
+                <w:sz w:val="17"/>
+                <w:szCs w:val="17"/>
+              </w:rPr>
+              <w:t xml:space="preserve"> </w:t>
+            </w:r>
+            <w:proofErr w:type="spellStart"/>
+            <w:r>
+              <w:rPr>
+                <w:rFonts w:cs="Arial"/>
+                <w:color w:val="000000"/>
+                <w:sz w:val="17"/>
+                <w:szCs w:val="17"/>
+              </w:rPr>
+              <w:t>στην</w:t>
+            </w:r>
+            <w:proofErr w:type="spellEnd"/>
+            <w:r>
+              <w:rPr>
+                <w:rFonts w:cs="Arial"/>
+                <w:color w:val="000000"/>
+                <w:sz w:val="17"/>
+                <w:szCs w:val="17"/>
+              </w:rPr>
+              <w:t xml:space="preserve"> </w:t>
+            </w:r>
+            <w:proofErr w:type="spellStart"/>
+            <w:r>
+              <w:rPr>
+                <w:rFonts w:cs="Arial"/>
+                <w:color w:val="000000"/>
+                <w:sz w:val="17"/>
+                <w:szCs w:val="17"/>
+              </w:rPr>
+              <w:t>ολομέλει</w:t>
+            </w:r>
+            <w:proofErr w:type="spellEnd"/>
+            <w:r>
+              <w:rPr>
+                <w:rFonts w:cs="Arial"/>
+                <w:color w:val="000000"/>
+                <w:sz w:val="17"/>
+                <w:szCs w:val="17"/>
+              </w:rPr>
+              <w:t>α</w:t>
             </w:r>
           </w:p>
           <w:p>
@@ -4345,6 +4809,7 @@
                 <w:lang w:val="el-GR"/>
               </w:rPr>
             </w:pPr>
+            <w:proofErr w:type="spellStart"/>
             <w:r>
               <w:rPr>
                 <w:rFonts w:cs="Arial"/>
@@ -4354,6 +4819,7 @@
               </w:rPr>
               <w:t>NetSupport</w:t>
             </w:r>
+            <w:proofErr w:type="spellEnd"/>
           </w:p>
           <w:p>
             <w:pPr>
@@ -4451,6 +4917,7 @@
                 <w:lang w:val="el-GR"/>
               </w:rPr>
             </w:pPr>
+            <w:proofErr w:type="spellStart"/>
             <w:r>
               <w:rPr>
                 <w:rFonts w:cs="Arial"/>
@@ -4460,6 +4927,7 @@
               </w:rPr>
               <w:t>Mentimeter</w:t>
             </w:r>
+            <w:proofErr w:type="spellEnd"/>
           </w:p>
         </w:tc>
       </w:tr>
